--- a/tilt-up/tilt-up.docx
+++ b/tilt-up/tilt-up.docx
@@ -131,6 +131,11 @@
         <w:t xml:space="preserve">Are all four walls up on blocks, so that they will lift out easily?</w:t>
       </w:r>
     </w:p>
+    <w:p>
+      <w:r>
+        <w:br w:type="page"/>
+      </w:r>
+    </w:p>
     <w:bookmarkEnd w:id="21"/>
     <w:bookmarkStart w:id="22" w:name="tools"/>
     <w:p>
@@ -413,7 +418,7 @@
         <w:pStyle w:val="BodyText"/>
       </w:pPr>
       <w:r>
-        <w:t xml:space="preserve">Emphasize that when a leader taps someone on the shoulder and asks them to move away from the wall, they should do so briskly</w:t>
+        <w:t xml:space="preserve">Emphasize that when a leader taps someone on the shoulder and asks them to move away from the wall, they should do so briskly.</w:t>
       </w:r>
     </w:p>
     <w:p>
@@ -440,12 +445,15 @@
         <w:t xml:space="preserve">Prepare</w:t>
       </w:r>
     </w:p>
-    <w:bookmarkStart w:id="26" w:name="assign-crew"/>
-    <w:p>
-      <w:pPr>
-        <w:pStyle w:val="Heading4"/>
-      </w:pPr>
-      <w:r>
+    <w:p>
+      <w:pPr>
+        <w:pStyle w:val="FirstParagraph"/>
+      </w:pPr>
+      <w:r>
+        <w:rPr>
+          <w:b/>
+          <w:bCs/>
+        </w:rPr>
         <w:t xml:space="preserve">Assign crew</w:t>
       </w:r>
     </w:p>
@@ -473,13 +481,15 @@
         <w:t xml:space="preserve">Platform: 3 people on the platform</w:t>
       </w:r>
     </w:p>
-    <w:bookmarkEnd w:id="26"/>
-    <w:bookmarkStart w:id="30" w:name="remind-crews"/>
-    <w:p>
-      <w:pPr>
-        <w:pStyle w:val="Heading4"/>
-      </w:pPr>
-      <w:r>
+    <w:p>
+      <w:pPr>
+        <w:pStyle w:val="FirstParagraph"/>
+      </w:pPr>
+      <w:r>
+        <w:rPr>
+          <w:b/>
+          <w:bCs/>
+        </w:rPr>
         <w:t xml:space="preserve">Remind crews</w:t>
       </w:r>
     </w:p>
@@ -543,59 +553,92 @@
         <w:t xml:space="preserve">Platform crew use leg muscles; keep your back straight.</w:t>
       </w:r>
     </w:p>
-    <w:p>
-      <w:pPr>
-        <w:pStyle w:val="FirstParagraph"/>
-      </w:pPr>
-      <w:r>
-        <w:drawing>
-          <wp:inline>
-            <wp:extent cx="5943600" cy="4201593"/>
-            <wp:effectExtent b="0" l="0" r="0" t="0"/>
-            <wp:docPr descr="" title="" id="28" name="Picture"/>
-            <a:graphic>
-              <a:graphicData uri="http://schemas.openxmlformats.org/drawingml/2006/picture">
-                <pic:pic>
-                  <pic:nvPicPr>
-                    <pic:cNvPr descr="images/image_01.png" id="29" name="Picture"/>
-                    <pic:cNvPicPr>
-                      <a:picLocks noChangeArrowheads="1" noChangeAspect="1"/>
-                    </pic:cNvPicPr>
-                  </pic:nvPicPr>
-                  <pic:blipFill>
-                    <a:blip r:embed="rId27"/>
-                    <a:stretch>
-                      <a:fillRect/>
-                    </a:stretch>
-                  </pic:blipFill>
-                  <pic:spPr bwMode="auto">
-                    <a:xfrm>
-                      <a:off x="0" y="0"/>
-                      <a:ext cx="5943600" cy="4201593"/>
-                    </a:xfrm>
-                    <a:prstGeom prst="rect">
-                      <a:avLst/>
-                    </a:prstGeom>
-                    <a:noFill/>
-                    <a:ln w="9525">
-                      <a:noFill/>
-                      <a:headEnd/>
-                      <a:tailEnd/>
-                    </a:ln>
-                  </pic:spPr>
-                </pic:pic>
-              </a:graphicData>
-            </a:graphic>
-          </wp:inline>
-        </w:drawing>
-      </w:r>
-    </w:p>
+    <w:tbl>
+      <w:tblPr>
+        <w:tblStyle w:val="Table"/>
+        <w:tblW w:type="pct" w:w="5000"/>
+        <w:tblLayout w:type="fixed"/>
+        <w:tblLook w:firstRow="0" w:lastRow="0" w:firstColumn="0" w:lastColumn="0" w:noHBand="0" w:noVBand="0" w:val="0000"/>
+      </w:tblPr>
+      <w:tblGrid>
+        <w:gridCol w:w="7920"/>
+      </w:tblGrid>
+      <w:tr>
+        <w:tc>
+          <w:tcPr/>
+          <w:bookmarkStart w:id="30" w:name="fig-539a35d47e664c97a50115a146a7f1bd-1"/>
+          <w:p>
+            <w:pPr>
+              <w:pStyle w:val="Compact"/>
+              <w:jc w:val="center"/>
+            </w:pPr>
+            <w:bookmarkStart w:id="29" w:name="fig-539a35d47e664c97a50115a146a7f1bd-1"/>
+            <w:r>
+              <w:drawing>
+                <wp:inline>
+                  <wp:extent cx="4636008" cy="3277243"/>
+                  <wp:effectExtent b="0" l="0" r="0" t="0"/>
+                  <wp:docPr descr=" " title="" id="27" name="Picture"/>
+                  <a:graphic>
+                    <a:graphicData uri="http://schemas.openxmlformats.org/drawingml/2006/picture">
+                      <pic:pic>
+                        <pic:nvPicPr>
+                          <pic:cNvPr descr="images/image_01.png" id="28" name="Picture"/>
+                          <pic:cNvPicPr>
+                            <a:picLocks noChangeArrowheads="1" noChangeAspect="1"/>
+                          </pic:cNvPicPr>
+                        </pic:nvPicPr>
+                        <pic:blipFill>
+                          <a:blip r:embed="rId26"/>
+                          <a:stretch>
+                            <a:fillRect/>
+                          </a:stretch>
+                        </pic:blipFill>
+                        <pic:spPr bwMode="auto">
+                          <a:xfrm>
+                            <a:off x="0" y="0"/>
+                            <a:ext cx="4636008" cy="3277243"/>
+                          </a:xfrm>
+                          <a:prstGeom prst="rect">
+                            <a:avLst/>
+                          </a:prstGeom>
+                          <a:noFill/>
+                          <a:ln w="9525">
+                            <a:noFill/>
+                            <a:headEnd/>
+                            <a:tailEnd/>
+                          </a:ln>
+                        </pic:spPr>
+                      </pic:pic>
+                    </a:graphicData>
+                  </a:graphic>
+                </wp:inline>
+              </w:drawing>
+            </w:r>
+            <w:bookmarkEnd w:id="29"/>
+          </w:p>
+          <w:p>
+            <w:pPr>
+              <w:jc w:val="center"/>
+            </w:pPr>
+            <w:pPr>
+              <w:jc w:val="start"/>
+              <w:spacing w:before="200"/>
+              <w:pStyle w:val="ImageCaption"/>
+            </w:pPr>
+            <w:r>
+              <w:t xml:space="preserve"> </w:t>
+            </w:r>
+          </w:p>
+          <w:bookmarkEnd w:id="30"/>
+        </w:tc>
+      </w:tr>
+    </w:tbl>
     <w:p>
       <w:r>
         <w:br w:type="page"/>
       </w:r>
     </w:p>
-    <w:bookmarkEnd w:id="30"/>
     <w:bookmarkEnd w:id="31"/>
     <w:bookmarkStart w:id="35" w:name="lift-shift"/>
     <w:p>
@@ -1497,17 +1540,17 @@
       <w:tr>
         <w:tc>
           <w:tcPr/>
-          <w:bookmarkStart w:id="65" w:name="fig-539a35d47e664c97a50115a146a7f1bd-1"/>
+          <w:bookmarkStart w:id="65" w:name="fig-539a35d47e664c97a50115a146a7f1bd-2"/>
           <w:p>
             <w:pPr>
               <w:pStyle w:val="Compact"/>
               <w:jc w:val="center"/>
             </w:pPr>
-            <w:bookmarkStart w:id="64" w:name="fig-539a35d47e664c97a50115a146a7f1bd-1"/>
+            <w:bookmarkStart w:id="64" w:name="fig-539a35d47e664c97a50115a146a7f1bd-2"/>
             <w:r>
               <w:drawing>
                 <wp:inline>
-                  <wp:extent cx="4754880" cy="3361274"/>
+                  <wp:extent cx="4636008" cy="3277243"/>
                   <wp:effectExtent b="0" l="0" r="0" t="0"/>
                   <wp:docPr descr=" " title="" id="62" name="Picture"/>
                   <a:graphic>
@@ -1528,7 +1571,7 @@
                         <pic:spPr bwMode="auto">
                           <a:xfrm>
                             <a:off x="0" y="0"/>
-                            <a:ext cx="4754880" cy="3361274"/>
+                            <a:ext cx="4636008" cy="3277243"/>
                           </a:xfrm>
                           <a:prstGeom prst="rect">
                             <a:avLst/>
@@ -1586,17 +1629,17 @@
       <w:tr>
         <w:tc>
           <w:tcPr/>
-          <w:bookmarkStart w:id="70" w:name="fig-539a35d47e664c97a50115a146a7f1bd-2"/>
+          <w:bookmarkStart w:id="70" w:name="fig-539a35d47e664c97a50115a146a7f1bd-3"/>
           <w:p>
             <w:pPr>
               <w:pStyle w:val="Compact"/>
               <w:jc w:val="center"/>
             </w:pPr>
-            <w:bookmarkStart w:id="69" w:name="fig-539a35d47e664c97a50115a146a7f1bd-2"/>
+            <w:bookmarkStart w:id="69" w:name="fig-539a35d47e664c97a50115a146a7f1bd-3"/>
             <w:r>
               <w:drawing>
                 <wp:inline>
-                  <wp:extent cx="4754880" cy="3361274"/>
+                  <wp:extent cx="4636008" cy="3277243"/>
                   <wp:effectExtent b="0" l="0" r="0" t="0"/>
                   <wp:docPr descr=" " title="" id="67" name="Picture"/>
                   <a:graphic>
@@ -1617,7 +1660,7 @@
                         <pic:spPr bwMode="auto">
                           <a:xfrm>
                             <a:off x="0" y="0"/>
-                            <a:ext cx="4754880" cy="3361274"/>
+                            <a:ext cx="4636008" cy="3277243"/>
                           </a:xfrm>
                           <a:prstGeom prst="rect">
                             <a:avLst/>
@@ -2297,17 +2340,17 @@
       <w:tr>
         <w:tc>
           <w:tcPr/>
-          <w:bookmarkStart w:id="96" w:name="fig-539a35d47e664c97a50115a146a7f1bd-3"/>
+          <w:bookmarkStart w:id="96" w:name="fig-539a35d47e664c97a50115a146a7f1bd-4"/>
           <w:p>
             <w:pPr>
               <w:pStyle w:val="Compact"/>
               <w:jc w:val="center"/>
             </w:pPr>
-            <w:bookmarkStart w:id="95" w:name="fig-539a35d47e664c97a50115a146a7f1bd-3"/>
+            <w:bookmarkStart w:id="95" w:name="fig-539a35d47e664c97a50115a146a7f1bd-4"/>
             <w:r>
               <w:drawing>
                 <wp:inline>
-                  <wp:extent cx="4754880" cy="3361274"/>
+                  <wp:extent cx="4636008" cy="3277243"/>
                   <wp:effectExtent b="0" l="0" r="0" t="0"/>
                   <wp:docPr descr=" " title="" id="93" name="Picture"/>
                   <a:graphic>
@@ -2328,7 +2371,7 @@
                         <pic:spPr bwMode="auto">
                           <a:xfrm>
                             <a:off x="0" y="0"/>
-                            <a:ext cx="4754880" cy="3361274"/>
+                            <a:ext cx="4636008" cy="3277243"/>
                           </a:xfrm>
                           <a:prstGeom prst="rect">
                             <a:avLst/>
@@ -2386,17 +2429,17 @@
       <w:tr>
         <w:tc>
           <w:tcPr/>
-          <w:bookmarkStart w:id="101" w:name="fig-539a35d47e664c97a50115a146a7f1bd-4"/>
+          <w:bookmarkStart w:id="101" w:name="fig-539a35d47e664c97a50115a146a7f1bd-5"/>
           <w:p>
             <w:pPr>
               <w:pStyle w:val="Compact"/>
               <w:jc w:val="center"/>
             </w:pPr>
-            <w:bookmarkStart w:id="100" w:name="fig-539a35d47e664c97a50115a146a7f1bd-4"/>
+            <w:bookmarkStart w:id="100" w:name="fig-539a35d47e664c97a50115a146a7f1bd-5"/>
             <w:r>
               <w:drawing>
                 <wp:inline>
-                  <wp:extent cx="4754880" cy="3361274"/>
+                  <wp:extent cx="4636008" cy="3277243"/>
                   <wp:effectExtent b="0" l="0" r="0" t="0"/>
                   <wp:docPr descr=" " title="" id="98" name="Picture"/>
                   <a:graphic>
@@ -2417,7 +2460,7 @@
                         <pic:spPr bwMode="auto">
                           <a:xfrm>
                             <a:off x="0" y="0"/>
-                            <a:ext cx="4754880" cy="3361274"/>
+                            <a:ext cx="4636008" cy="3277243"/>
                           </a:xfrm>
                           <a:prstGeom prst="rect">
                             <a:avLst/>
@@ -3027,17 +3070,17 @@
       <w:tr>
         <w:tc>
           <w:tcPr/>
-          <w:bookmarkStart w:id="127" w:name="fig-539a35d47e664c97a50115a146a7f1bd-5"/>
+          <w:bookmarkStart w:id="127" w:name="fig-539a35d47e664c97a50115a146a7f1bd-6"/>
           <w:p>
             <w:pPr>
               <w:pStyle w:val="Compact"/>
               <w:jc w:val="center"/>
             </w:pPr>
-            <w:bookmarkStart w:id="126" w:name="fig-539a35d47e664c97a50115a146a7f1bd-5"/>
+            <w:bookmarkStart w:id="126" w:name="fig-539a35d47e664c97a50115a146a7f1bd-6"/>
             <w:r>
               <w:drawing>
                 <wp:inline>
-                  <wp:extent cx="4754880" cy="3361274"/>
+                  <wp:extent cx="4636008" cy="3277243"/>
                   <wp:effectExtent b="0" l="0" r="0" t="0"/>
                   <wp:docPr descr=" " title="" id="124" name="Picture"/>
                   <a:graphic>
@@ -3058,7 +3101,7 @@
                         <pic:spPr bwMode="auto">
                           <a:xfrm>
                             <a:off x="0" y="0"/>
-                            <a:ext cx="4754880" cy="3361274"/>
+                            <a:ext cx="4636008" cy="3277243"/>
                           </a:xfrm>
                           <a:prstGeom prst="rect">
                             <a:avLst/>
@@ -3116,17 +3159,17 @@
       <w:tr>
         <w:tc>
           <w:tcPr/>
-          <w:bookmarkStart w:id="132" w:name="fig-539a35d47e664c97a50115a146a7f1bd-6"/>
+          <w:bookmarkStart w:id="132" w:name="fig-539a35d47e664c97a50115a146a7f1bd-7"/>
           <w:p>
             <w:pPr>
               <w:pStyle w:val="Compact"/>
               <w:jc w:val="center"/>
             </w:pPr>
-            <w:bookmarkStart w:id="131" w:name="fig-539a35d47e664c97a50115a146a7f1bd-6"/>
+            <w:bookmarkStart w:id="131" w:name="fig-539a35d47e664c97a50115a146a7f1bd-7"/>
             <w:r>
               <w:drawing>
                 <wp:inline>
-                  <wp:extent cx="4754880" cy="3361274"/>
+                  <wp:extent cx="4636008" cy="3277243"/>
                   <wp:effectExtent b="0" l="0" r="0" t="0"/>
                   <wp:docPr descr=" " title="" id="129" name="Picture"/>
                   <a:graphic>
@@ -3147,7 +3190,7 @@
                         <pic:spPr bwMode="auto">
                           <a:xfrm>
                             <a:off x="0" y="0"/>
-                            <a:ext cx="4754880" cy="3361274"/>
+                            <a:ext cx="4636008" cy="3277243"/>
                           </a:xfrm>
                           <a:prstGeom prst="rect">
                             <a:avLst/>
@@ -3205,17 +3248,17 @@
       <w:tr>
         <w:tc>
           <w:tcPr/>
-          <w:bookmarkStart w:id="137" w:name="fig-539a35d47e664c97a50115a146a7f1bd-7"/>
+          <w:bookmarkStart w:id="137" w:name="fig-539a35d47e664c97a50115a146a7f1bd-8"/>
           <w:p>
             <w:pPr>
               <w:pStyle w:val="Compact"/>
               <w:jc w:val="center"/>
             </w:pPr>
-            <w:bookmarkStart w:id="136" w:name="fig-539a35d47e664c97a50115a146a7f1bd-7"/>
+            <w:bookmarkStart w:id="136" w:name="fig-539a35d47e664c97a50115a146a7f1bd-8"/>
             <w:r>
               <w:drawing>
                 <wp:inline>
-                  <wp:extent cx="4754880" cy="3361274"/>
+                  <wp:extent cx="4636008" cy="3277243"/>
                   <wp:effectExtent b="0" l="0" r="0" t="0"/>
                   <wp:docPr descr=" " title="" id="134" name="Picture"/>
                   <a:graphic>
@@ -3236,7 +3279,7 @@
                         <pic:spPr bwMode="auto">
                           <a:xfrm>
                             <a:off x="0" y="0"/>
-                            <a:ext cx="4754880" cy="3361274"/>
+                            <a:ext cx="4636008" cy="3277243"/>
                           </a:xfrm>
                           <a:prstGeom prst="rect">
                             <a:avLst/>
@@ -3294,17 +3337,17 @@
       <w:tr>
         <w:tc>
           <w:tcPr/>
-          <w:bookmarkStart w:id="142" w:name="fig-539a35d47e664c97a50115a146a7f1bd-8"/>
+          <w:bookmarkStart w:id="142" w:name="fig-539a35d47e664c97a50115a146a7f1bd-9"/>
           <w:p>
             <w:pPr>
               <w:pStyle w:val="Compact"/>
               <w:jc w:val="center"/>
             </w:pPr>
-            <w:bookmarkStart w:id="141" w:name="fig-539a35d47e664c97a50115a146a7f1bd-8"/>
+            <w:bookmarkStart w:id="141" w:name="fig-539a35d47e664c97a50115a146a7f1bd-9"/>
             <w:r>
               <w:drawing>
                 <wp:inline>
-                  <wp:extent cx="4754880" cy="3361274"/>
+                  <wp:extent cx="4636008" cy="3277243"/>
                   <wp:effectExtent b="0" l="0" r="0" t="0"/>
                   <wp:docPr descr=" " title="" id="139" name="Picture"/>
                   <a:graphic>
@@ -3325,7 +3368,7 @@
                         <pic:spPr bwMode="auto">
                           <a:xfrm>
                             <a:off x="0" y="0"/>
-                            <a:ext cx="4754880" cy="3361274"/>
+                            <a:ext cx="4636008" cy="3277243"/>
                           </a:xfrm>
                           <a:prstGeom prst="rect">
                             <a:avLst/>
@@ -3664,7 +3707,7 @@
       <w:pgSz w:code="1" w:h="15840" w:w="12240"/>
       <w:pgMar w:bottom="1440" w:footer="708" w:gutter="0" w:header="708" w:left="1440" w:right="1440" w:top="1440"/>
       <w:cols w:space="708"/>
-      <w:docGrid w:linePitch="360"/>
+      <w:docGrid w:linePitch="381"/>
     </w:sectPr>
   </w:body>
 </w:document>
@@ -3680,7 +3723,7 @@
     <w:pPr>
       <w:pStyle w:val="Footer"/>
       <w:pBdr>
-        <w:top w:val="single" w:sz="4" w:space="1" w:color="BFBFBF" w:themeColor="background1" w:themeShade="BF"/>
+        <w:top w:val="single" w:sz="4" w:space="1" w:color="auto"/>
       </w:pBdr>
     </w:pPr>
     <w:r>
@@ -3690,10 +3733,13 @@
       <w:ptab w:relativeTo="margin" w:alignment="center" w:leader="none"/>
     </w:r>
     <w:r>
+      <w:t xml:space="preserve"> </w:t>
+    </w:r>
+    <w:r>
       <w:fldChar w:fldCharType="begin"/>
     </w:r>
     <w:r>
-      <w:instrText xml:space="preserve"> PRINTDATE  \@ "d MMMM yyyy"  \* MERGEFORMAT </w:instrText>
+      <w:instrText xml:space="preserve"> SAVEDATE  \@ "d MMMM yyyy"  \* MERGEFORMAT </w:instrText>
     </w:r>
     <w:r>
       <w:fldChar w:fldCharType="separate"/>
@@ -3702,10 +3748,13 @@
       <w:rPr>
         <w:noProof/>
       </w:rPr>
-      <w:t>0 XXX 0000</w:t>
+      <w:t>12 March 2025</w:t>
     </w:r>
     <w:r>
       <w:fldChar w:fldCharType="end"/>
+    </w:r>
+    <w:r>
+      <w:t xml:space="preserve"> </w:t>
     </w:r>
     <w:r>
       <w:ptab w:relativeTo="margin" w:alignment="right" w:leader="none"/>
@@ -3726,9 +3775,6 @@
       <w:t>1</w:t>
     </w:r>
     <w:r>
-      <w:rPr>
-        <w:noProof/>
-      </w:rPr>
       <w:fldChar w:fldCharType="end"/>
     </w:r>
   </w:p>
@@ -3759,10 +3805,11 @@
   <w:abstractNum w:abstractNumId="0">
     <w:nsid w:val="5BCE4232"/>
     <w:multiLevelType w:val="hybridMultilevel"/>
-    <w:tmpl w:val="622EFD06"/>
-    <w:lvl w:ilvl="0" w:tplc="0C090001">
+    <w:tmpl w:val="C14AE192"/>
+    <w:lvl w:ilvl="0" w:tplc="4A0AC008">
       <w:start w:val="1"/>
       <w:numFmt w:val="bullet"/>
+      <w:pStyle w:val="ListParagraph"/>
       <w:lvlText w:val=""/>
       <w:lvlJc w:val="left"/>
       <w:pPr>
@@ -4300,6 +4347,10 @@
   <w:style w:default="1" w:styleId="Normal" w:type="paragraph">
     <w:name w:val="Normal"/>
     <w:qFormat/>
+    <w:rsid w:val="00682500"/>
+    <w:rPr>
+      <w:sz w:val="28"/>
+    </w:rPr>
   </w:style>
   <w:style w:styleId="Heading1" w:type="paragraph">
     <w:name w:val="heading 1"/>
@@ -4335,7 +4386,7 @@
     <w:uiPriority w:val="9"/>
     <w:unhideWhenUsed/>
     <w:qFormat/>
-    <w:rsid w:val="00F14C3E"/>
+    <w:rsid w:val="00B467BA"/>
     <w:pPr>
       <w:keepNext/>
       <w:keepLines/>
@@ -4359,20 +4410,18 @@
     <w:uiPriority w:val="9"/>
     <w:unhideWhenUsed/>
     <w:qFormat/>
-    <w:rsid w:val="00B8774B"/>
+    <w:rsid w:val="001716AF"/>
     <w:pPr>
       <w:keepNext/>
       <w:keepLines/>
-      <w:spacing w:after="0" w:before="200"/>
+      <w:spacing w:after="0" w:before="120"/>
       <w:outlineLvl w:val="2"/>
     </w:pPr>
     <w:rPr>
-      <w:rFonts w:cstheme="minorHAnsi" w:eastAsiaTheme="majorEastAsia"/>
-      <w:b/>
-      <w:bCs/>
-      <w:color w:themeColor="accent1" w:val="4F81BD"/>
-      <w:sz w:val="28"/>
-      <w:szCs w:val="28"/>
+      <w:rFonts w:ascii="Arial" w:cstheme="majorBidi" w:eastAsiaTheme="majorEastAsia" w:hAnsi="Arial"/>
+      <w:color w:themeColor="accent1" w:themeShade="7F" w:val="243F60"/>
+      <w:sz w:val="32"/>
+      <w:szCs w:val="24"/>
     </w:rPr>
   </w:style>
   <w:style w:styleId="Heading4" w:type="paragraph">
@@ -4383,16 +4432,15 @@
     <w:uiPriority w:val="9"/>
     <w:unhideWhenUsed/>
     <w:qFormat/>
-    <w:rsid w:val="00DF130E"/>
+    <w:rsid w:val="001716AF"/>
     <w:pPr>
       <w:keepNext/>
       <w:keepLines/>
-      <w:spacing w:after="120" w:before="240"/>
+      <w:spacing w:after="0"/>
       <w:outlineLvl w:val="3"/>
     </w:pPr>
     <w:rPr>
-      <w:rFonts w:cstheme="minorHAnsi" w:eastAsiaTheme="majorEastAsia"/>
-      <w:b/>
+      <w:rFonts w:ascii="Arial" w:cs="Arial" w:eastAsiaTheme="majorEastAsia" w:hAnsi="Arial"/>
       <w:bCs/>
       <w:iCs/>
     </w:rPr>
@@ -4430,7 +4478,7 @@
     <w:link w:val="HeaderChar"/>
     <w:uiPriority w:val="99"/>
     <w:unhideWhenUsed/>
-    <w:rsid w:val="00E043FD"/>
+    <w:rsid w:val="00037B15"/>
     <w:pPr>
       <w:tabs>
         <w:tab w:pos="4513" w:val="center"/>
@@ -4445,6 +4493,9 @@
     <w:link w:val="Header"/>
     <w:uiPriority w:val="99"/>
     <w:rsid w:val="00E043FD"/>
+    <w:rPr>
+      <w:sz w:val="28"/>
+    </w:rPr>
   </w:style>
   <w:style w:styleId="Footer" w:type="paragraph">
     <w:name w:val="footer"/>
@@ -4452,7 +4503,7 @@
     <w:link w:val="FooterChar"/>
     <w:uiPriority w:val="99"/>
     <w:unhideWhenUsed/>
-    <w:rsid w:val="00E043FD"/>
+    <w:rsid w:val="00037B15"/>
     <w:pPr>
       <w:tabs>
         <w:tab w:pos="4513" w:val="center"/>
@@ -4467,6 +4518,9 @@
     <w:link w:val="Footer"/>
     <w:uiPriority w:val="99"/>
     <w:rsid w:val="00E043FD"/>
+    <w:rPr>
+      <w:sz w:val="28"/>
+    </w:rPr>
   </w:style>
   <w:style w:customStyle="1" w:styleId="3CBD5A742C28424DA5172AD252E32316" w:type="paragraph">
     <w:name w:val="3CBD5A742C28424DA5172AD252E32316"/>
@@ -4565,7 +4619,7 @@
     <w:basedOn w:val="DefaultParagraphFont"/>
     <w:link w:val="Heading2"/>
     <w:uiPriority w:val="9"/>
-    <w:rsid w:val="00F14C3E"/>
+    <w:rsid w:val="00B467BA"/>
     <w:rPr>
       <w:rFonts w:cstheme="minorHAnsi" w:eastAsiaTheme="majorEastAsia"/>
       <w:b/>
@@ -4578,11 +4632,15 @@
   <w:style w:styleId="ListParagraph" w:type="paragraph">
     <w:name w:val="List Paragraph"/>
     <w:basedOn w:val="Normal"/>
+    <w:link w:val="ListParagraphChar"/>
     <w:uiPriority w:val="34"/>
     <w:qFormat/>
-    <w:rsid w:val="0085261D"/>
+    <w:rsid w:val="002E72C0"/>
     <w:pPr>
-      <w:ind w:left="720"/>
+      <w:numPr>
+        <w:numId w:val="1"/>
+      </w:numPr>
+      <w:spacing w:after="120"/>
       <w:contextualSpacing/>
     </w:pPr>
   </w:style>
@@ -4591,14 +4649,12 @@
     <w:basedOn w:val="DefaultParagraphFont"/>
     <w:link w:val="Heading3"/>
     <w:uiPriority w:val="9"/>
-    <w:rsid w:val="00B8774B"/>
+    <w:rsid w:val="001716AF"/>
     <w:rPr>
-      <w:rFonts w:cstheme="minorHAnsi" w:eastAsiaTheme="majorEastAsia"/>
-      <w:b/>
-      <w:bCs/>
-      <w:color w:themeColor="accent1" w:val="4F81BD"/>
-      <w:sz w:val="28"/>
-      <w:szCs w:val="28"/>
+      <w:rFonts w:ascii="Arial" w:cstheme="majorBidi" w:eastAsiaTheme="majorEastAsia" w:hAnsi="Arial"/>
+      <w:color w:themeColor="accent1" w:themeShade="7F" w:val="243F60"/>
+      <w:sz w:val="32"/>
+      <w:szCs w:val="24"/>
     </w:rPr>
   </w:style>
   <w:style w:customStyle="1" w:styleId="Heading4Char" w:type="character">
@@ -4606,12 +4662,63 @@
     <w:basedOn w:val="DefaultParagraphFont"/>
     <w:link w:val="Heading4"/>
     <w:uiPriority w:val="9"/>
-    <w:rsid w:val="00DF130E"/>
+    <w:rsid w:val="001716AF"/>
     <w:rPr>
-      <w:rFonts w:cstheme="minorHAnsi" w:eastAsiaTheme="majorEastAsia"/>
-      <w:b/>
+      <w:rFonts w:ascii="Arial" w:cs="Arial" w:eastAsiaTheme="majorEastAsia" w:hAnsi="Arial"/>
       <w:bCs/>
       <w:iCs/>
+      <w:sz w:val="28"/>
+    </w:rPr>
+  </w:style>
+  <w:style w:styleId="NoSpacing" w:type="paragraph">
+    <w:name w:val="No Spacing"/>
+    <w:uiPriority w:val="1"/>
+    <w:qFormat/>
+    <w:rsid w:val="00037B15"/>
+    <w:pPr>
+      <w:spacing w:after="0" w:line="240" w:lineRule="auto"/>
+    </w:pPr>
+    <w:rPr>
+      <w:sz w:val="28"/>
+    </w:rPr>
+  </w:style>
+  <w:style w:styleId="Revision" w:type="paragraph">
+    <w:name w:val="Revision"/>
+    <w:hidden/>
+    <w:uiPriority w:val="99"/>
+    <w:semiHidden/>
+    <w:rsid w:val="00037B15"/>
+    <w:pPr>
+      <w:spacing w:after="0" w:line="240" w:lineRule="auto"/>
+    </w:pPr>
+  </w:style>
+  <w:style w:customStyle="1" w:styleId="Bulleted" w:type="paragraph">
+    <w:name w:val="Bulleted"/>
+    <w:basedOn w:val="ListParagraph"/>
+    <w:link w:val="BulletedChar"/>
+    <w:qFormat/>
+    <w:rsid w:val="006E24A1"/>
+    <w:pPr>
+      <w:spacing w:after="0"/>
+    </w:pPr>
+  </w:style>
+  <w:style w:customStyle="1" w:styleId="ListParagraphChar" w:type="character">
+    <w:name w:val="List Paragraph Char"/>
+    <w:basedOn w:val="DefaultParagraphFont"/>
+    <w:link w:val="ListParagraph"/>
+    <w:uiPriority w:val="34"/>
+    <w:rsid w:val="006E24A1"/>
+    <w:rPr>
+      <w:sz w:val="28"/>
+    </w:rPr>
+  </w:style>
+  <w:style w:customStyle="1" w:styleId="BulletedChar" w:type="character">
+    <w:name w:val="Bulleted Char"/>
+    <w:basedOn w:val="ListParagraphChar"/>
+    <w:link w:val="Bulleted"/>
+    <w:rsid w:val="006E24A1"/>
+    <w:rPr>
+      <w:sz w:val="28"/>
     </w:rPr>
   </w:style>
   <w:style w:type="paragraph" w:customStyle="1" w:styleId="SourceCode">
